--- a/Trabajo_Final_LabProg_SanchezFrancisco.docx
+++ b/Trabajo_Final_LabProg_SanchezFrancisco.docx
@@ -790,6 +790,7 @@
       </w:pPr>
       <w:r>
         <w:rPr>
+          <w:noProof/>
           <w:lang w:val="es-MX"/>
         </w:rPr>
         <w:drawing>
@@ -930,6 +931,312 @@
           <w:lang w:val="es-MX"/>
         </w:rPr>
       </w:pPr>
+      <w:r>
+        <w:rPr>
+          <w:lang w:val="es-MX"/>
+        </w:rPr>
+        <w:t>La estructura del proyecto estará dada por el nombre de la organización elegida, en este caso “</w:t>
+      </w:r>
+      <w:r>
+        <w:rPr>
+          <w:i/>
+          <w:iCs/>
+          <w:lang w:val="es-MX"/>
+        </w:rPr>
+        <w:t>unpa</w:t>
+      </w:r>
+      <w:r>
+        <w:rPr>
+          <w:lang w:val="es-MX"/>
+        </w:rPr>
+        <w:t>” y el nombre del proyecto “</w:t>
+      </w:r>
+      <w:r>
+        <w:rPr>
+          <w:i/>
+          <w:iCs/>
+          <w:lang w:val="es-MX"/>
+        </w:rPr>
+        <w:t>sistema_viviendas</w:t>
+      </w:r>
+      <w:r>
+        <w:rPr>
+          <w:lang w:val="es-MX"/>
+        </w:rPr>
+        <w:t>”.</w:t>
+      </w:r>
+    </w:p>
+    <w:p>
+      <w:pPr>
+        <w:spacing w:line="360" w:lineRule="auto"/>
+        <w:jc w:val="both"/>
+        <w:rPr>
+          <w:lang w:val="es-MX"/>
+        </w:rPr>
+      </w:pPr>
+      <w:r>
+        <w:rPr>
+          <w:lang w:val="es-MX"/>
+        </w:rPr>
+        <w:t>El dominio del proyecto quedará</w:t>
+      </w:r>
+    </w:p>
+    <w:p>
+      <w:pPr>
+        <w:spacing w:line="360" w:lineRule="auto"/>
+        <w:jc w:val="center"/>
+        <w:rPr>
+          <w:lang w:val="es-MX"/>
+        </w:rPr>
+      </w:pPr>
+      <w:r>
+        <w:rPr>
+          <w:i/>
+          <w:iCs/>
+          <w:lang w:val="es-MX"/>
+        </w:rPr>
+        <w:t>com.unpa.sistema_viviendas</w:t>
+      </w:r>
+    </w:p>
+    <w:p>
+      <w:pPr>
+        <w:spacing w:line="360" w:lineRule="auto"/>
+        <w:rPr>
+          <w:lang w:val="es-MX"/>
+        </w:rPr>
+      </w:pPr>
+      <w:r>
+        <w:rPr>
+          <w:lang w:val="es-MX"/>
+        </w:rPr>
+        <w:lastRenderedPageBreak/>
+        <w:t>De allí derivarán los distintos paquetes que utilizará el sistema, como por ejemplo:</w:t>
+      </w:r>
+    </w:p>
+    <w:p>
+      <w:pPr>
+        <w:spacing w:line="360" w:lineRule="auto"/>
+        <w:rPr>
+          <w:lang w:val="es-MX"/>
+        </w:rPr>
+      </w:pPr>
+      <w:r>
+        <w:rPr>
+          <w:i/>
+          <w:iCs/>
+          <w:lang w:val="es-MX"/>
+        </w:rPr>
+        <w:t>com.unpa.sistema_viviendas.viviendas</w:t>
+      </w:r>
+      <w:r>
+        <w:rPr>
+          <w:lang w:val="es-MX"/>
+        </w:rPr>
+        <w:t xml:space="preserve"> que contendrá el código relacionado con la gestión, control y manejo de viviendas.</w:t>
+      </w:r>
+    </w:p>
+    <w:p>
+      <w:pPr>
+        <w:spacing w:line="360" w:lineRule="auto"/>
+        <w:rPr>
+          <w:lang w:val="es-MX"/>
+        </w:rPr>
+      </w:pPr>
+      <w:r>
+        <w:rPr>
+          <w:i/>
+          <w:iCs/>
+          <w:lang w:val="es-MX"/>
+        </w:rPr>
+        <w:t xml:space="preserve">com.unpa.sistema_viviendas.barrios </w:t>
+      </w:r>
+      <w:r>
+        <w:rPr>
+          <w:lang w:val="es-MX"/>
+        </w:rPr>
+        <w:t xml:space="preserve">que contendrá el código relacionado con la gestión, control y manejo de </w:t>
+      </w:r>
+      <w:r>
+        <w:rPr>
+          <w:lang w:val="es-MX"/>
+        </w:rPr>
+        <w:t>barrios.</w:t>
+      </w:r>
+    </w:p>
+    <w:p>
+      <w:pPr>
+        <w:spacing w:line="360" w:lineRule="auto"/>
+        <w:jc w:val="both"/>
+        <w:rPr>
+          <w:lang w:val="es-MX"/>
+        </w:rPr>
+      </w:pPr>
+      <w:r>
+        <w:rPr>
+          <w:lang w:val="es-MX"/>
+        </w:rPr>
+        <w:t>La organización de las carpetas quedará de la siguiente manera</w:t>
+      </w:r>
+    </w:p>
+    <w:p>
+      <w:pPr>
+        <w:spacing w:line="360" w:lineRule="auto"/>
+        <w:jc w:val="both"/>
+        <w:rPr>
+          <w:lang w:val="es-MX"/>
+        </w:rPr>
+      </w:pPr>
+      <w:r>
+        <w:rPr>
+          <w:lang w:val="es-MX"/>
+        </w:rPr>
+        <w:drawing>
+          <wp:inline distT="0" distB="0" distL="0" distR="0" wp14:anchorId="6D3C8AF0" wp14:editId="46AB0828">
+            <wp:extent cx="2743583" cy="4258269"/>
+            <wp:effectExtent l="0" t="0" r="0" b="9525"/>
+            <wp:docPr id="1143195295" name="Imagen 1"/>
+            <wp:cNvGraphicFramePr>
+              <a:graphicFrameLocks xmlns:a="http://schemas.openxmlformats.org/drawingml/2006/main" noChangeAspect="1"/>
+            </wp:cNvGraphicFramePr>
+            <a:graphic xmlns:a="http://schemas.openxmlformats.org/drawingml/2006/main">
+              <a:graphicData uri="http://schemas.openxmlformats.org/drawingml/2006/picture">
+                <pic:pic xmlns:pic="http://schemas.openxmlformats.org/drawingml/2006/picture">
+                  <pic:nvPicPr>
+                    <pic:cNvPr id="1143195295" name=""/>
+                    <pic:cNvPicPr/>
+                  </pic:nvPicPr>
+                  <pic:blipFill>
+                    <a:blip r:embed="rId9"/>
+                    <a:stretch>
+                      <a:fillRect/>
+                    </a:stretch>
+                  </pic:blipFill>
+                  <pic:spPr>
+                    <a:xfrm>
+                      <a:off x="0" y="0"/>
+                      <a:ext cx="2743583" cy="4258269"/>
+                    </a:xfrm>
+                    <a:prstGeom prst="rect">
+                      <a:avLst/>
+                    </a:prstGeom>
+                  </pic:spPr>
+                </pic:pic>
+              </a:graphicData>
+            </a:graphic>
+          </wp:inline>
+        </w:drawing>
+      </w:r>
+    </w:p>
+    <w:p>
+      <w:pPr>
+        <w:spacing w:line="360" w:lineRule="auto"/>
+        <w:jc w:val="both"/>
+        <w:rPr>
+          <w:lang w:val="es-MX"/>
+        </w:rPr>
+      </w:pPr>
+      <w:r>
+        <w:rPr>
+          <w:i/>
+          <w:iCs/>
+          <w:lang w:val="es-MX"/>
+        </w:rPr>
+        <w:t>Explorador de carpetas de Visual Studio Code</w:t>
+      </w:r>
+    </w:p>
+    <w:p>
+      <w:pPr>
+        <w:spacing w:line="360" w:lineRule="auto"/>
+        <w:jc w:val="both"/>
+        <w:rPr>
+          <w:lang w:val="es-MX"/>
+        </w:rPr>
+      </w:pPr>
+      <w:r>
+        <w:rPr>
+          <w:lang w:val="es-MX"/>
+        </w:rPr>
+        <w:t>En la carpeta resources tendremos los templates, que permitirán renderizar las vistas utilizando plantillas HTML, como así tendremos elementos estáticos que permitirán adornar dicho HTML utilizando CSS.</w:t>
+      </w:r>
+    </w:p>
+    <w:p>
+      <w:pPr>
+        <w:spacing w:line="360" w:lineRule="auto"/>
+        <w:jc w:val="both"/>
+        <w:rPr>
+          <w:lang w:val="es-MX"/>
+        </w:rPr>
+      </w:pPr>
+      <w:r>
+        <w:rPr>
+          <w:lang w:val="es-MX"/>
+        </w:rPr>
+        <w:lastRenderedPageBreak/>
+        <w:drawing>
+          <wp:inline distT="0" distB="0" distL="0" distR="0" wp14:anchorId="26107014" wp14:editId="5FA882A9">
+            <wp:extent cx="2038635" cy="3172268"/>
+            <wp:effectExtent l="0" t="0" r="0" b="9525"/>
+            <wp:docPr id="1634029849" name="Imagen 1"/>
+            <wp:cNvGraphicFramePr>
+              <a:graphicFrameLocks xmlns:a="http://schemas.openxmlformats.org/drawingml/2006/main" noChangeAspect="1"/>
+            </wp:cNvGraphicFramePr>
+            <a:graphic xmlns:a="http://schemas.openxmlformats.org/drawingml/2006/main">
+              <a:graphicData uri="http://schemas.openxmlformats.org/drawingml/2006/picture">
+                <pic:pic xmlns:pic="http://schemas.openxmlformats.org/drawingml/2006/picture">
+                  <pic:nvPicPr>
+                    <pic:cNvPr id="1634029849" name=""/>
+                    <pic:cNvPicPr/>
+                  </pic:nvPicPr>
+                  <pic:blipFill>
+                    <a:blip r:embed="rId10"/>
+                    <a:stretch>
+                      <a:fillRect/>
+                    </a:stretch>
+                  </pic:blipFill>
+                  <pic:spPr>
+                    <a:xfrm>
+                      <a:off x="0" y="0"/>
+                      <a:ext cx="2038635" cy="3172268"/>
+                    </a:xfrm>
+                    <a:prstGeom prst="rect">
+                      <a:avLst/>
+                    </a:prstGeom>
+                  </pic:spPr>
+                </pic:pic>
+              </a:graphicData>
+            </a:graphic>
+          </wp:inline>
+        </w:drawing>
+      </w:r>
+    </w:p>
+    <w:p>
+      <w:pPr>
+        <w:spacing w:line="360" w:lineRule="auto"/>
+        <w:jc w:val="both"/>
+        <w:rPr>
+          <w:lang w:val="es-MX"/>
+        </w:rPr>
+      </w:pPr>
+      <w:r>
+        <w:rPr>
+          <w:lang w:val="es-MX"/>
+        </w:rPr>
+        <w:t>Y por último tendremos “</w:t>
+      </w:r>
+      <w:r>
+        <w:rPr>
+          <w:i/>
+          <w:iCs/>
+          <w:lang w:val="es-MX"/>
+        </w:rPr>
+        <w:t>application.properties</w:t>
+      </w:r>
+      <w:r>
+        <w:rPr>
+          <w:lang w:val="es-MX"/>
+        </w:rPr>
+        <w:t>”, que permitirá configurar SpringBoot.</w:t>
+      </w:r>
     </w:p>
     <w:p>
       <w:pPr>
@@ -969,7 +1276,7 @@
           <w:lang w:val="es-MX"/>
         </w:rPr>
       </w:pPr>
-      <w:hyperlink r:id="rId9" w:history="1">
+      <w:hyperlink r:id="rId11" w:history="1">
         <w:r>
           <w:rPr>
             <w:rStyle w:val="Hipervnculo"/>
@@ -1016,7 +1323,7 @@
       </w:r>
     </w:p>
     <w:sectPr>
-      <w:footerReference w:type="default" r:id="rId10"/>
+      <w:footerReference w:type="default" r:id="rId12"/>
       <w:pgSz w:w="11906" w:h="16838"/>
       <w:pgMar w:top="1417" w:right="1701" w:bottom="1417" w:left="1701" w:header="708" w:footer="708" w:gutter="0"/>
       <w:pgNumType w:start="0"/>
